--- a/data/revised_2026-10_full/outputs/v2/Biology/SS3.2_Animal_Transport/Biology_Animal_Transport_SummaryTable.docx
+++ b/data/revised_2026-10_full/outputs/v2/Biology/SS3.2_Animal_Transport/Biology_Animal_Transport_SummaryTable.docx
@@ -2464,7 +2464,7 @@
         </w:rPr>
         <w:t xml:space="preserve">© 2026 SeaVuria and ARES. This work is licensed under a </w:t>
       </w:r>
-      <w:hyperlink w:history="1" r:id="rIdzinpmkc6oyw7vebvqjtdq">
+      <w:hyperlink w:history="1" r:id="rIdiac2dfa9ovdidvkvkwlz9">
         <w:r>
           <w:rPr>
             <w:rFonts w:ascii="Arial" w:cs="Arial" w:eastAsia="Arial" w:hAnsi="Arial"/>
@@ -2484,7 +2484,7 @@
         </w:rPr>
         <w:t xml:space="preserve"> (</w:t>
       </w:r>
-      <w:hyperlink w:history="1" r:id="rIdnx0kc5un1vikfm-b1hrvx">
+      <w:hyperlink w:history="1" r:id="rIdyuwfjcnbh6vzavgosyjjc">
         <w:r>
           <w:rPr>
             <w:rFonts w:ascii="Arial" w:cs="Arial" w:eastAsia="Arial" w:hAnsi="Arial"/>
@@ -2504,7 +2504,7 @@
         </w:rPr>
         <w:t xml:space="preserve">). To view a copy of this license, visit </w:t>
       </w:r>
-      <w:hyperlink w:history="1" r:id="rIdn_k_kylla0ovkuuw4vlm0">
+      <w:hyperlink w:history="1" r:id="rIdvcqpgmmy2xvstqgnjznik">
         <w:r>
           <w:rPr>
             <w:rFonts w:ascii="Arial" w:cs="Arial" w:eastAsia="Arial" w:hAnsi="Arial"/>
